--- a/Fiche_Zeliha_Eryilmaz_2026-2027.docx
+++ b/Fiche_Zeliha_Eryilmaz_2026-2027.docx
@@ -517,7 +517,7 @@
                 <w:sz w:val="16"/>
                 <w:szCs w:val="16"/>
               </w:rPr>
-              <w:t xml:space="preserve">   2017 · 9.3</w:t>
+              <w:t xml:space="preserve">   2017 · 9.4</w:t>
             </w:r>
           </w:p>
         </w:tc>
@@ -775,7 +775,7 @@
                 <w:sz w:val="16"/>
                 <w:szCs w:val="16"/>
               </w:rPr>
-              <w:t xml:space="preserve">   2021 · 4.9</w:t>
+              <w:t xml:space="preserve">   2021 · 5</w:t>
             </w:r>
           </w:p>
         </w:tc>
@@ -825,7 +825,7 @@
                 <w:sz w:val="16"/>
                 <w:szCs w:val="16"/>
               </w:rPr>
-              <w:t xml:space="preserve">   2020 · 6.2</w:t>
+              <w:t xml:space="preserve">   2020 · 6.3</w:t>
             </w:r>
           </w:p>
         </w:tc>
@@ -930,7 +930,7 @@
                 <w:sz w:val="16"/>
                 <w:szCs w:val="16"/>
               </w:rPr>
-              <w:t xml:space="preserve">   2020 · 6.1</w:t>
+              <w:t xml:space="preserve">   2020 · 6.2</w:t>
             </w:r>
           </w:p>
         </w:tc>
